--- a/minhchung/Minhchứng_B22DCAT320_GeometricATK.docx
+++ b/minhchung/Minhchứng_B22DCAT320_GeometricATK.docx
@@ -1967,7 +1967,7 @@
         <w:jc w:val="left"/>
       </w:pPr>
       <w:r>
-        <w:t>geometric _results/attack_rotated.png — ảnh bị xoay 1 độ.</w:t>
+        <w:t>geometric_results/attack_rotated.png — ảnh bị xoay 1 độ.</w:t>
       </w:r>
     </w:p>
     <w:p>
@@ -2031,7 +2031,7 @@
         <w:jc w:val="left"/>
       </w:pPr>
       <w:r>
-        <w:t>geometric _results/attack_cropped.png — ảnh bị cắt 5% mỗi cạnh, resize về kích thước cũ.</w:t>
+        <w:t>geometric_results/attack_cropped.png — ảnh bị cắt 5% mỗi cạnh, resize về kích thước cũ.</w:t>
       </w:r>
     </w:p>
     <w:p>
@@ -2094,7 +2094,12 @@
         <w:jc w:val="left"/>
       </w:pPr>
       <w:r>
-        <w:t>geometric _results/attack_scaled.png — ảnh bị thu nhỏ 90% rồi phóng to lại.</w:t>
+        <w:t>geometric_results/att</w:t>
+      </w:r>
+      <w:bookmarkStart w:id="4" w:name="_GoBack"/>
+      <w:bookmarkEnd w:id="4"/>
+      <w:r>
+        <w:t>ack_scaled.png — ảnh bị thu nhỏ 90% rồi phóng to lại.</w:t>
       </w:r>
     </w:p>
     <w:p>
@@ -2735,7 +2740,7 @@
           <w:i/>
         </w:rPr>
       </w:pPr>
-      <w:bookmarkStart w:id="4" w:name="_Hlk230241112"/>
+      <w:bookmarkStart w:id="5" w:name="_Hlk230241112"/>
       <w:r>
         <w:rPr>
           <w:rFonts w:ascii="Courier New" w:eastAsia="Courier New" w:hAnsi="Courier New" w:cs="Courier New"/>
@@ -2948,7 +2953,7 @@
         </w:rPr>
         <w:t>python3 giautin.py origin.png logo.png stego_a1.png 0.1</w:t>
       </w:r>
-      <w:bookmarkEnd w:id="4"/>
+      <w:bookmarkEnd w:id="5"/>
     </w:p>
     <w:p>
       <w:pPr>
@@ -3054,6 +3059,7 @@
       <w:r>
         <w:rPr>
           <w:i/>
+          <w:noProof/>
         </w:rPr>
         <w:drawing>
           <wp:inline distT="0" distB="0" distL="0" distR="0" wp14:anchorId="4EFA23FF" wp14:editId="5DB00DA0">
@@ -3107,8 +3113,6 @@
       <w:r>
         <w:t>Trên terminal sử dụng câu lệnh sau để kết thúc bài lab:</w:t>
       </w:r>
-      <w:bookmarkStart w:id="5" w:name="_GoBack"/>
-      <w:bookmarkEnd w:id="5"/>
     </w:p>
     <w:p>
       <w:pPr>
@@ -7397,7 +7401,7 @@
 </file>
 
 <file path=customXml/itemProps1.xml><?xml version="1.0" encoding="utf-8"?>
-<ds:datastoreItem xmlns:ds="http://schemas.openxmlformats.org/officeDocument/2006/customXml" ds:itemID="{055BB4ED-18F5-4267-8970-BFA4D18C0BB9}">
+<ds:datastoreItem xmlns:ds="http://schemas.openxmlformats.org/officeDocument/2006/customXml" ds:itemID="{434CB989-76D5-49A9-A9F4-D227887671C5}">
   <ds:schemaRefs>
     <ds:schemaRef ds:uri="http://schemas.openxmlformats.org/officeDocument/2006/bibliography"/>
   </ds:schemaRefs>
